--- a/tech_blog_output/verl_omni_multimodal_rl/final/blog.docx
+++ b/tech_blog_output/verl_omni_multimodal_rl/final/blog.docx
@@ -88,6 +88,48 @@
       <w:pPr>
         <w:pStyle w:val="Lead"/>
       </w:pPr>
+      <w:r>
+        <w:rPr>
+          <w:b/>
+        </w:rPr>
+        <w:t>原视频</w:t>
+      </w:r>
+      <w:r>
+        <w:t>：</w:t>
+      </w:r>
+      <w:hyperlink r:id="rId11">
+        <w:r>
+          <w:rPr>
+            <w:color w:val="0563C1"/>
+            <w:u w:val="single"/>
+          </w:rPr>
+          <w:t>veRL-Omni：多模态大模型强化学习</w:t>
+        </w:r>
+      </w:hyperlink>
+      <w:r>
+        <w:t xml:space="preserve"> · </w:t>
+      </w:r>
+      <w:r>
+        <w:rPr>
+          <w:b/>
+        </w:rPr>
+        <w:t>配套资料</w:t>
+      </w:r>
+      <w:r>
+        <w:t>：</w:t>
+      </w:r>
+      <w:hyperlink r:id="rId12">
+        <w:r>
+          <w:rPr>
+            <w:color w:val="0563C1"/>
+            <w:u w:val="single"/>
+          </w:rPr>
+          <w:t>veRL-Omni Slides</w:t>
+        </w:r>
+      </w:hyperlink>
+    </w:p>
+    <w:p>
+      <w:pPr/>
       <w:r>
         <w:t>当强化学习的训练对象从纯文本大语言模型扩展到扩散模型与全模态模型，生成和评估两个阶段的计算特征同时发生质变。传统框架围绕"快速自回归采样 + 轻量规则奖励"的假设设计，一旦面对多步去噪轨迹与重度视觉语言奖励，流水线阻塞和资源闲置便接踵而至。VeRL-Omni 正是为解决这一结构性矛盾而从 VeRL 分离出的独立框架——它通过异步奖励流、步进式连续批处理和 Rollout 校准三项核心优化，在 Qwen-Image 场景下将单步训练时间从 190 s 压缩至 152 s，端到端吞吐提升约 20%。</w:t>
       </w:r>
@@ -278,7 +320,7 @@
                     <pic:cNvPicPr/>
                   </pic:nvPicPr>
                   <pic:blipFill>
-                    <a:blip r:embed="rId11"/>
+                    <a:blip r:embed="rId13"/>
                     <a:stretch>
                       <a:fillRect/>
                     </a:stretch>
@@ -800,7 +842,7 @@
                     <pic:cNvPicPr/>
                   </pic:nvPicPr>
                   <pic:blipFill>
-                    <a:blip r:embed="rId12"/>
+                    <a:blip r:embed="rId14"/>
                     <a:stretch>
                       <a:fillRect/>
                     </a:stretch>
@@ -1461,7 +1503,7 @@
                     <pic:cNvPicPr/>
                   </pic:nvPicPr>
                   <pic:blipFill>
-                    <a:blip r:embed="rId13"/>
+                    <a:blip r:embed="rId15"/>
                     <a:stretch>
                       <a:fillRect/>
                     </a:stretch>
@@ -2515,7 +2557,7 @@
                     <pic:cNvPicPr/>
                   </pic:nvPicPr>
                   <pic:blipFill>
-                    <a:blip r:embed="rId14"/>
+                    <a:blip r:embed="rId16"/>
                     <a:stretch>
                       <a:fillRect/>
                     </a:stretch>
@@ -4395,7 +4437,7 @@
                     <pic:cNvPicPr/>
                   </pic:nvPicPr>
                   <pic:blipFill>
-                    <a:blip r:embed="rId15"/>
+                    <a:blip r:embed="rId17"/>
                     <a:stretch>
                       <a:fillRect/>
                     </a:stretch>
@@ -4670,7 +4712,7 @@
                     <pic:cNvPicPr/>
                   </pic:nvPicPr>
                   <pic:blipFill>
-                    <a:blip r:embed="rId16"/>
+                    <a:blip r:embed="rId18"/>
                     <a:stretch>
                       <a:fillRect/>
                     </a:stretch>
@@ -5597,7 +5639,7 @@
                     <pic:cNvPicPr/>
                   </pic:nvPicPr>
                   <pic:blipFill>
-                    <a:blip r:embed="rId17"/>
+                    <a:blip r:embed="rId19"/>
                     <a:stretch>
                       <a:fillRect/>
                     </a:stretch>
@@ -6246,7 +6288,7 @@
                     <pic:cNvPicPr/>
                   </pic:nvPicPr>
                   <pic:blipFill>
-                    <a:blip r:embed="rId18"/>
+                    <a:blip r:embed="rId20"/>
                     <a:stretch>
                       <a:fillRect/>
                     </a:stretch>
@@ -6734,7 +6776,7 @@
                     <pic:cNvPicPr/>
                   </pic:nvPicPr>
                   <pic:blipFill>
-                    <a:blip r:embed="rId19"/>
+                    <a:blip r:embed="rId21"/>
                     <a:stretch>
                       <a:fillRect/>
                     </a:stretch>
